--- a/docx/司法解释/最高人民法院关于审理侵害知识产权民事纠纷案件适用惩罚性赔偿的解释_20260417_ff8081819e48b44c019e638a4f7b7028.docx
+++ b/docx/司法解释/最高人民法院关于审理侵害知识产权民事纠纷案件适用惩罚性赔偿的解释_20260417_ff8081819e48b44c019e638a4f7b7028.docx
@@ -56,25 +56,7 @@
         </w:rPr>
         <w:t>最高人民法院</w:t>
       </w:r>
-    </w:p>
-    <w:p>
-      <w:pPr>
-        <w:keepNext w:val="0"/>
-        <w:keepLines w:val="0"/>
-        <w:pageBreakBefore w:val="0"/>
-        <w:widowControl/>
-        <w:kinsoku/>
-        <w:wordWrap/>
-        <w:overflowPunct/>
-        <w:topLinePunct w:val="0"/>
-        <w:autoSpaceDE/>
-        <w:autoSpaceDN/>
-        <w:bidi w:val="0"/>
-        <w:adjustRightInd/>
-        <w:snapToGrid/>
-        <w:spacing w:line="567" w:lineRule="exact"/>
-        <w:jc w:val="center"/>
-        <w:textAlignment w:val="auto"/>
+      <w:r>
         <w:rPr>
           <w:rFonts w:hint="eastAsia" w:ascii="方正小标宋简体" w:hAnsi="方正小标宋简体" w:eastAsia="方正小标宋简体" w:cs="方正小标宋简体"/>
           <w:color w:val="333333"/>
@@ -82,7 +64,8 @@
           <w:szCs w:val="44"/>
           <w:shd w:val="clear" w:color="auto" w:fill="FFFFFF"/>
         </w:rPr>
-      </w:pPr>
+        <w:br w:type="textWrapping"/>
+      </w:r>
       <w:r>
         <w:rPr>
           <w:rFonts w:hint="eastAsia" w:ascii="方正小标宋简体" w:hAnsi="方正小标宋简体" w:eastAsia="方正小标宋简体" w:cs="方正小标宋简体"/>
@@ -93,25 +76,7 @@
         </w:rPr>
         <w:t>关于审理侵害知识产权民事纠纷案件</w:t>
       </w:r>
-    </w:p>
-    <w:p>
-      <w:pPr>
-        <w:keepNext w:val="0"/>
-        <w:keepLines w:val="0"/>
-        <w:pageBreakBefore w:val="0"/>
-        <w:widowControl/>
-        <w:kinsoku/>
-        <w:wordWrap/>
-        <w:overflowPunct/>
-        <w:topLinePunct w:val="0"/>
-        <w:autoSpaceDE/>
-        <w:autoSpaceDN/>
-        <w:bidi w:val="0"/>
-        <w:adjustRightInd/>
-        <w:snapToGrid/>
-        <w:spacing w:line="567" w:lineRule="exact"/>
-        <w:jc w:val="center"/>
-        <w:textAlignment w:val="auto"/>
+      <w:r>
         <w:rPr>
           <w:rFonts w:hint="eastAsia" w:ascii="方正小标宋简体" w:hAnsi="方正小标宋简体" w:eastAsia="方正小标宋简体" w:cs="方正小标宋简体"/>
           <w:color w:val="333333"/>
@@ -119,7 +84,8 @@
           <w:szCs w:val="44"/>
           <w:shd w:val="clear" w:color="auto" w:fill="FFFFFF"/>
         </w:rPr>
-      </w:pPr>
+        <w:br w:type="textWrapping"/>
+      </w:r>
       <w:bookmarkStart w:id="0" w:name="_GoBack"/>
       <w:bookmarkEnd w:id="0"/>
       <w:r>
